--- a/misq_note/hf/MANUSCRIPT_MISQ_v5.docx
+++ b/misq_note/hf/MANUSCRIPT_MISQ_v5.docx
@@ -3464,7 +3464,7 @@
         <w:pStyle w:val="FirstParagraph"/>
       </w:pPr>
       <w:r>
-        <w:t xml:space="preserve">The identification is weak. Posts follow volatile hours, all 20 cases examined in market-wire coverage show other drivers, and the pre-post drift is as large as the post move over windows of 30 minutes and longer; the tick analysis separates them only at 5 to 15 minutes, on 29 and 16 events from one conflict, one sender and one asset (a dealer CFD quote feed, not exchange futures, with contract roll and timestamp alignment not tested). The placebos are matched on clock hour, weekday and preceding drift but not on news. Three events supply 54% of the de-escalation mean, 83% of signal posts without a market window were made on weekends or off-hours, and 48% of escalation signal posts are lost for that reason against 22% of de-escalation posts, so the two classes are selected differently. The labels are not independent of the investigator: the investigator who adjudicated knew the hypotheses, 66% of final escalation labels are adjudicated, and the coders, who are from the authors’ department, remembered the course of the war and may have labelled with hindsight; no independent blind third coder has resolved the disagreements. The human coders agree at κ = 0.51 to 0.69, so human labels are a benchmark, not truth. The model comparison uses instances of one vendor’s model family under one codebook; the first-stage model is not documented to the level of version and temperature, and no other family, few-shot or reasoning variant was run. The decision rule for a prompt explanation (κ ≥ 0.60 and escalation precision ≥ 0.70) was set by us, and the humans themselves reach 0.61 to 0.69. The label-set contrasts are not corrected for multiplicity. The primary sample was redefined three times after seeing label quality and outcomes, the plans are not an independent registry, and the windows we rely on were chosen after seeing them. The arrival-process, event-explanation and information-theoretic analyses were run after, or are independent of, the labelling question and are exploratory or low-powered (Appendices D to F).</w:t>
+        <w:t xml:space="preserve">The identification is weak. Posts follow volatile hours, all 20 cases examined in market-wire coverage show other drivers, and the pre-post drift is as large as the post move over windows of 30 minutes and longer; the tick analysis separates them only at 5 to 15 minutes, on 29 and 16 events from one conflict, one sender and one asset (a dealer CFD quote feed, not exchange futures, with contract roll and timestamp alignment not tested). The placebos are matched on clock hour, weekday and preceding drift but not on news. Three events supply 54% of the de-escalation mean, 83% of signal posts without a market window were made on weekends or off-hours, and 48% of escalation signal posts are lost for that reason against 22% of de-escalation posts, so the two classes are selected differently. The labels are not independent of the investigator: the investigator who adjudicated knew the hypotheses, 66% of final escalation labels are adjudicated, the two coders did not know the hypotheses and had no interest in oil prices, but they are from the authors’ department and remembered the course of the war; no independent third person has resolved their disagreements. The human coders agree at κ = 0.51 to 0.69, so human labels are a benchmark, not truth. The model comparison uses instances of one vendor’s model family under one codebook; the first-stage model is not documented to the level of version and temperature, and no other family, few-shot or reasoning variant was run. The decision rule for a prompt explanation (κ ≥ 0.60 and escalation precision ≥ 0.70) was set by us, and the humans themselves reach 0.61 to 0.69. The label-set contrasts are not corrected for multiplicity. The primary sample was redefined three times after seeing label quality and outcomes, the plans are not an independent registry, and the windows we rely on were chosen after seeing them. The arrival-process, event-explanation and information-theoretic analyses were run after, or are independent of, the labelling question and are exploratory or low-powered (Appendices D to F).</w:t>
       </w:r>
     </w:p>
     <w:bookmarkEnd w:id="45"/>

--- a/misq_note/hf/MANUSCRIPT_MISQ_v5.docx
+++ b/misq_note/hf/MANUSCRIPT_MISQ_v5.docx
@@ -238,7 +238,7 @@
         <w:t xml:space="preserve"> </w:t>
       </w:r>
       <w:r>
-        <w:t xml:space="preserve">Each post was classified by two independent runs of a large language model that received only the post text, for direction (escalation, de-escalation, mixed, other). The two runs are copies of one model [record model name, version and temperature]; their agreement (κ = 0.74 on the human-validation sample, 0.62–0.96 elsewhere) measures consistency. The first-stage analysis (Section 4.2) uses the first run’s labels (</w:t>
+        <w:t xml:space="preserve">Each post was classified by two independent runs of a large language model that received only the post text, for direction (escalation, de-escalation, mixed, other). The two runs are copies of one model (Anthropic’s Claude Sonnet 5.5, model ID claude-sonnet-5-5, run on 14 October 2026 through agent calls with default sampling settings; temperature was not set by us); their agreement (κ = 0.74 on the human-validation sample, 0.62–0.96 elsewhere) measures consistency. The first-stage analysis (Section 4.2) uses the first run’s labels (</w:t>
       </w:r>
       <w:r>
         <w:t xml:space="preserve">“</w:t>
@@ -1434,7 +1434,7 @@
           <w:iCs/>
           <w:i/>
         </w:rPr>
-        <w:t xml:space="preserve">Table 2. Agreement with the final human labels (191 war-period posts; humans label 41 escalation and 46 de-escalation). The model versions behind the runs are to be recorded [versions].</w:t>
+        <w:t xml:space="preserve">Table 2. Agreement with the final human labels (191 war-period posts; humans label 41 escalation and 46 de-escalation). Model IDs: opus claude-opus-5-5, sonnet claude-sonnet-5-5, haiku claude-haiku-5-5, sonnet repeat claude-sonnet-5-5; all run on 14 October 2026 with default sampling settings.</w:t>
       </w:r>
     </w:p>
     <w:p>
@@ -6369,7 +6369,7 @@
         <w:t xml:space="preserve">”</w:t>
       </w:r>
       <w:r>
-        <w:t xml:space="preserve">; ties (15 posts) were resolved by the largest run. [Record model names and versions.]</w:t>
+        <w:t xml:space="preserve">; ties (15 posts) were resolved by the largest run. The runs used claude-opus-5-5, claude-sonnet-5-5, claude-haiku-5-5 and claude-sonnet-5-5 (repeat) on 14 October 2026 with default sampling settings; the first-stage labels (model 1) were produced by claude-sonnet-5-5 on the same date.</w:t>
       </w:r>
     </w:p>
     <w:p>
